--- a/src/Tests/Inputs/content_control_inline/input.docx
+++ b/src/Tests/Inputs/content_control_inline/input.docx
@@ -18,8 +18,8 @@
           <w:alias w:val="Check Box 1"/>
           <w14:checkbox>
             <w14:checked w14:val="1"/>
-            <w14:checkedState w14:val="2612" w14:font="MS Gothic"/>
-            <w14:uncheckedState w14:val="2610" w14:font="MS Gothic"/>
+            <w14:checkedState w14:font="MS Gothic" w14:val="2612"/>
+            <w14:uncheckedState w14:font="MS Gothic" w14:val="2610"/>
           </w14:checkbox>
         </w:sdtPr>
         <w:sdtContent>
@@ -42,8 +42,8 @@
           <w:alias w:val="Check Box 2"/>
           <w14:checkbox>
             <w14:checked w14:val="0"/>
-            <w14:checkedState w14:val="2612" w14:font="MS Gothic"/>
-            <w14:uncheckedState w14:val="2610" w14:font="MS Gothic"/>
+            <w14:checkedState w14:font="MS Gothic" w14:val="2612"/>
+            <w14:uncheckedState w14:font="MS Gothic" w14:val="2610"/>
           </w14:checkbox>
         </w:sdtPr>
         <w:sdtContent>

--- a/src/Tests/Inputs/content_control_inline/input.docx
+++ b/src/Tests/Inputs/content_control_inline/input.docx
@@ -86,12 +86,12 @@
           <w:tag w:val="date1"/>
           <w:alias w:val="Due Date"/>
           <w:date w:fullDate="2025-06-15T00:00:00Z">
-            <w:dateFormat w:val="M/d/yyyy"/>
+            <w:dateFormat w:val="yyyy-MM-dd"/>
           </w:date>
         </w:sdtPr>
         <w:sdtContent>
           <w:r>
-            <w:t>6/15/2025</w:t>
+            <w:t>2025-06-15</w:t>
           </w:r>
         </w:sdtContent>
       </w:sdt>
